--- a/resume.docx
+++ b/resume.docx
@@ -2346,7 +2346,25 @@
           <w:sz w:val="24"/>
           <w:szCs w:val="24"/>
         </w:rPr>
-        <w:t xml:space="preserve"> team developing the packaging and pricing model, collaborating cross-functionally with </w:t>
+        <w:t xml:space="preserve"> team </w:t>
+      </w:r>
+      <w:proofErr w:type="gramStart"/>
+      <w:r>
+        <w:rPr>
+          <w:rFonts w:ascii="Garamond" w:hAnsi="Garamond" w:cs="Garamond"/>
+          <w:sz w:val="24"/>
+          <w:szCs w:val="24"/>
+        </w:rPr>
+        <w:t>developing</w:t>
+      </w:r>
+      <w:proofErr w:type="gramEnd"/>
+      <w:r>
+        <w:rPr>
+          <w:rFonts w:ascii="Garamond" w:hAnsi="Garamond" w:cs="Garamond"/>
+          <w:sz w:val="24"/>
+          <w:szCs w:val="24"/>
+        </w:rPr>
+        <w:t xml:space="preserve"> the packaging and pricing model, collaborating cross-functionally with </w:t>
       </w:r>
       <w:r>
         <w:rPr>
@@ -2872,15 +2890,27 @@
           <w:szCs w:val="24"/>
         </w:rPr>
       </w:pPr>
-      <w:r>
-        <w:rPr>
-          <w:rFonts w:ascii="Garamond" w:hAnsi="Garamond" w:cs="Garamond"/>
-          <w:b/>
-          <w:bCs/>
-          <w:sz w:val="24"/>
-          <w:szCs w:val="24"/>
-        </w:rPr>
-        <w:t>Audare AI</w:t>
+      <w:proofErr w:type="spellStart"/>
+      <w:r>
+        <w:rPr>
+          <w:rFonts w:ascii="Garamond" w:hAnsi="Garamond" w:cs="Garamond"/>
+          <w:b/>
+          <w:bCs/>
+          <w:sz w:val="24"/>
+          <w:szCs w:val="24"/>
+        </w:rPr>
+        <w:t>Audare</w:t>
+      </w:r>
+      <w:proofErr w:type="spellEnd"/>
+      <w:r>
+        <w:rPr>
+          <w:rFonts w:ascii="Garamond" w:hAnsi="Garamond" w:cs="Garamond"/>
+          <w:b/>
+          <w:bCs/>
+          <w:sz w:val="24"/>
+          <w:szCs w:val="24"/>
+        </w:rPr>
+        <w:t xml:space="preserve"> AI</w:t>
       </w:r>
       <w:r>
         <w:rPr>
@@ -3004,7 +3034,47 @@
           <w:sz w:val="24"/>
           <w:szCs w:val="24"/>
         </w:rPr>
-        <w:t xml:space="preserve"> (Part-Time)</w:t>
+        <w:t xml:space="preserve"> (</w:t>
+      </w:r>
+      <w:r>
+        <w:rPr>
+          <w:rFonts w:ascii="Garamond" w:hAnsi="Garamond" w:cs="Garamond"/>
+          <w:i/>
+          <w:iCs/>
+          <w:sz w:val="24"/>
+          <w:szCs w:val="24"/>
+        </w:rPr>
+        <w:t>p</w:t>
+      </w:r>
+      <w:r>
+        <w:rPr>
+          <w:rFonts w:ascii="Garamond" w:hAnsi="Garamond" w:cs="Garamond"/>
+          <w:i/>
+          <w:iCs/>
+          <w:sz w:val="24"/>
+          <w:szCs w:val="24"/>
+        </w:rPr>
+        <w:t>art-</w:t>
+      </w:r>
+      <w:r>
+        <w:rPr>
+          <w:rFonts w:ascii="Garamond" w:hAnsi="Garamond" w:cs="Garamond"/>
+          <w:i/>
+          <w:iCs/>
+          <w:sz w:val="24"/>
+          <w:szCs w:val="24"/>
+        </w:rPr>
+        <w:t>t</w:t>
+      </w:r>
+      <w:r>
+        <w:rPr>
+          <w:rFonts w:ascii="Garamond" w:hAnsi="Garamond" w:cs="Garamond"/>
+          <w:i/>
+          <w:iCs/>
+          <w:sz w:val="24"/>
+          <w:szCs w:val="24"/>
+        </w:rPr>
+        <w:t>ime)</w:t>
       </w:r>
       <w:r>
         <w:rPr>
@@ -3073,7 +3143,7 @@
           <w:sz w:val="24"/>
           <w:szCs w:val="24"/>
         </w:rPr>
-        <w:t>Ongoing</w:t>
+        <w:t>November 2025</w:t>
       </w:r>
     </w:p>
     <w:p>
@@ -3245,6 +3315,7 @@
           <w:szCs w:val="24"/>
         </w:rPr>
       </w:pPr>
+      <w:proofErr w:type="spellStart"/>
       <w:r>
         <w:rPr>
           <w:rFonts w:ascii="Garamond" w:hAnsi="Garamond" w:cs="Garamond"/>
@@ -3255,6 +3326,7 @@
         </w:rPr>
         <w:t>Yipitdata</w:t>
       </w:r>
+      <w:proofErr w:type="spellEnd"/>
       <w:r>
         <w:rPr>
           <w:sz w:val="28"/>
@@ -3611,7 +3683,25 @@
           <w:sz w:val="24"/>
           <w:szCs w:val="24"/>
         </w:rPr>
-        <w:t xml:space="preserve">Built the internal reporting DAG, which required extensive ETL on data pulled from REST APIs and source tables with Pyspark and SQL, setting up extensive QA, building an </w:t>
+        <w:t xml:space="preserve">Built the internal reporting DAG, which required extensive ETL on data pulled from REST APIs and source tables with </w:t>
+      </w:r>
+      <w:proofErr w:type="spellStart"/>
+      <w:r>
+        <w:rPr>
+          <w:rFonts w:ascii="Garamond" w:hAnsi="Garamond" w:cs="Garamond"/>
+          <w:sz w:val="24"/>
+          <w:szCs w:val="24"/>
+        </w:rPr>
+        <w:t>Pyspark</w:t>
+      </w:r>
+      <w:proofErr w:type="spellEnd"/>
+      <w:r>
+        <w:rPr>
+          <w:rFonts w:ascii="Garamond" w:hAnsi="Garamond" w:cs="Garamond"/>
+          <w:sz w:val="24"/>
+          <w:szCs w:val="24"/>
+        </w:rPr>
+        <w:t xml:space="preserve"> and SQL, setting up extensive QA, building an </w:t>
       </w:r>
       <w:r>
         <w:rPr>
